--- a/Mark/.Net React/Mark Haney.docx
+++ b/Mark/.Net React/Mark Haney.docx
@@ -836,16 +836,7 @@
       </w:r>
       <w:proofErr w:type="spellEnd"/>
       <w:r>
-        <w:t xml:space="preserve"> messaging, and SQL Server-backed domain boundaries, reducing cross-service dependency issues by </w:t>
-      </w:r>
-      <w:r>
-        <w:rPr>
-          <w:rStyle w:val="Strong"/>
-        </w:rPr>
-        <w:t>18%</w:t>
-      </w:r>
-      <w:r>
-        <w:t xml:space="preserve"> across release cycles.</w:t>
+        <w:t xml:space="preserve"> messaging, and SQL Server-backed domain boundaries, reducing cross-service dependency issues across release cycles.</w:t>
       </w:r>
     </w:p>
     <w:p>
@@ -888,16 +879,7 @@
       </w:r>
       <w:proofErr w:type="spellEnd"/>
       <w:r>
-        <w:t xml:space="preserve"> operations, fixing improper scoped service usage, and reducing worker restart incidents by </w:t>
-      </w:r>
-      <w:r>
-        <w:rPr>
-          <w:rStyle w:val="Strong"/>
-        </w:rPr>
-        <w:t>21%</w:t>
-      </w:r>
-      <w:r>
-        <w:t>.</w:t>
+        <w:t xml:space="preserve"> operations, fixing improper scoped service usage, and reducing worker restart incidents.</w:t>
       </w:r>
     </w:p>
     <w:p>
@@ -933,16 +915,12 @@
       </w:pPr>
       <w:r>
         <w:lastRenderedPageBreak/>
-        <w:t xml:space="preserve">Improved API response times by </w:t>
-      </w:r>
-      <w:r>
-        <w:rPr>
-          <w:rStyle w:val="Strong"/>
-        </w:rPr>
-        <w:t>27%</w:t>
-      </w:r>
-      <w:r>
-        <w:t xml:space="preserve"> by optimizing Entity Framework Core queries, removing unnecessary eager loading, and introducing </w:t>
+        <w:t xml:space="preserve">Improved API response times </w:t>
+      </w:r>
+      <w:bookmarkStart w:id="0" w:name="_GoBack"/>
+      <w:bookmarkEnd w:id="0"/>
+      <w:r>
+        <w:t xml:space="preserve">by optimizing Entity Framework Core queries, removing unnecessary eager loading, and introducing </w:t>
       </w:r>
       <w:proofErr w:type="spellStart"/>
       <w:r>
@@ -985,16 +963,7 @@
         <w:jc w:val="both"/>
       </w:pPr>
       <w:r>
-        <w:t xml:space="preserve">Built CI/CD pipelines with GitHub Actions, Docker, Kubernetes manifests, automated tests, and environment approvals to reduce manual deployment steps by </w:t>
-      </w:r>
-      <w:r>
-        <w:rPr>
-          <w:rStyle w:val="Strong"/>
-        </w:rPr>
-        <w:t>24%</w:t>
-      </w:r>
-      <w:r>
-        <w:t>.</w:t>
+        <w:t>Built CI/CD pipelines with GitHub Actions, Docker, Kubernetes manifests, automated tests, and environment approvals to reduce manual deployment steps by.</w:t>
       </w:r>
     </w:p>
     <w:p>
@@ -1279,13 +1248,10 @@
         <w:t>.NET Core</w:t>
       </w:r>
       <w:r>
-        <w:t xml:space="preserve"> modules, improving maintainability and reducing regression defects by </w:t>
-      </w:r>
-      <w:r>
-        <w:rPr>
-          <w:rStyle w:val="Strong"/>
-        </w:rPr>
-        <w:t>19%</w:t>
+        <w:t xml:space="preserve"> modules, improving maintainability an</w:t>
+      </w:r>
+      <w:r>
+        <w:t>d reducing regression defects</w:t>
       </w:r>
       <w:r>
         <w:t>.</w:t>
@@ -1301,16 +1267,7 @@
         <w:jc w:val="both"/>
       </w:pPr>
       <w:r>
-        <w:t xml:space="preserve">Built reusable React components for forms, dashboards, search filters, and account workflows, reducing duplicate frontend implementation effort by </w:t>
-      </w:r>
-      <w:r>
-        <w:rPr>
-          <w:rStyle w:val="Strong"/>
-        </w:rPr>
-        <w:t>22%</w:t>
-      </w:r>
-      <w:r>
-        <w:t xml:space="preserve"> across teams.</w:t>
+        <w:t>Built reusable React components for forms, dashboards, search filters, and account workflows, reducing duplicate frontend implementation effort across teams.</w:t>
       </w:r>
     </w:p>
     <w:p>
@@ -1426,16 +1383,7 @@
         <w:jc w:val="both"/>
       </w:pPr>
       <w:r>
-        <w:t xml:space="preserve">Reduced production support escalations by </w:t>
-      </w:r>
-      <w:r>
-        <w:rPr>
-          <w:rStyle w:val="Strong"/>
-        </w:rPr>
-        <w:t>17%</w:t>
-      </w:r>
-      <w:r>
-        <w:t xml:space="preserve"> by fixing recurring null-reference errors, race conditions, and inconsistent validation between frontend and backend layers.</w:t>
+        <w:t>Reduced production support escalations by fixing recurring null-reference errors, race conditions, and inconsistent validation between frontend and backend layers.</w:t>
       </w:r>
     </w:p>
     <w:p>
@@ -1679,16 +1627,7 @@
         <w:jc w:val="both"/>
       </w:pPr>
       <w:r>
-        <w:t xml:space="preserve">Improved report generation performance by </w:t>
-      </w:r>
-      <w:r>
-        <w:rPr>
-          <w:rStyle w:val="Strong"/>
-        </w:rPr>
-        <w:t>16%</w:t>
-      </w:r>
-      <w:r>
-        <w:t xml:space="preserve"> by rewriting inefficient SQL queries, optimizing joins, and reducing unnecessary server-side data transformations.</w:t>
+        <w:t>Improved report generation performance by rewriting inefficient SQL queries, optimizing joins, and reducing unnecessary server-side data transformations.</w:t>
       </w:r>
     </w:p>
     <w:p>
@@ -1939,7 +1878,16 @@
         <w:t>14%</w:t>
       </w:r>
       <w:r>
-        <w:t xml:space="preserve"> by reducing redundant SQL calls, compressing assets, and simplifying controller logic in MVC applications.</w:t>
+        <w:t xml:space="preserve"> by reducing </w:t>
+      </w:r>
+      <w:r>
+        <w:rPr>
+          <w:b/>
+        </w:rPr>
+        <w:t>redundant</w:t>
+      </w:r>
+      <w:r>
+        <w:t xml:space="preserve"> SQL calls, compressing assets, and simplifying controller logic in MVC applications.</w:t>
       </w:r>
     </w:p>
     <w:p>
@@ -2188,16 +2136,7 @@
       </w:pPr>
       <w:r>
         <w:lastRenderedPageBreak/>
-        <w:t xml:space="preserve">Improved internal reporting accuracy by </w:t>
-      </w:r>
-      <w:r>
-        <w:rPr>
-          <w:rStyle w:val="Strong"/>
-        </w:rPr>
-        <w:t>12%</w:t>
-      </w:r>
-      <w:r>
-        <w:t xml:space="preserve"> by correcting data mapping logic, validating stored procedure outputs, and reviewing edge cases with business users.</w:t>
+        <w:t>Improved internal reporting accuracy by correcting data mapping logic, validating stored procedure outputs, and reviewing edge cases with business users.</w:t>
       </w:r>
     </w:p>
     <w:p>
@@ -2223,12 +2162,7 @@
         <w:jc w:val="both"/>
       </w:pPr>
       <w:r>
-        <w:t>Supported production releases by testing deployments, reviewing logs, documenting defects, and learning main</w:t>
-      </w:r>
-      <w:bookmarkStart w:id="0" w:name="_GoBack"/>
-      <w:bookmarkEnd w:id="0"/>
-      <w:r>
-        <w:t>tainable coding practices in an Agile team environment.</w:t>
+        <w:t>Supported production releases by testing deployments, reviewing logs, documenting defects, and learning maintainable coding practices in an Agile team environment.</w:t>
       </w:r>
     </w:p>
     <w:p>
@@ -6181,7 +6115,7 @@
 </file>
 
 <file path=customXml/itemProps1.xml><?xml version="1.0" encoding="utf-8"?>
-<ds:datastoreItem xmlns:ds="http://schemas.openxmlformats.org/officeDocument/2006/customXml" ds:itemID="{94452A4A-EF15-48FC-90D6-722E4DD57831}">
+<ds:datastoreItem xmlns:ds="http://schemas.openxmlformats.org/officeDocument/2006/customXml" ds:itemID="{6531794E-55AB-48B5-9D21-58A43EE93BC4}">
   <ds:schemaRefs>
     <ds:schemaRef ds:uri="http://schemas.openxmlformats.org/officeDocument/2006/bibliography"/>
   </ds:schemaRefs>
